--- a/templates_docx/rental_agreement_ml.docx
+++ b/templates_docx/rental_agreement_ml.docx
@@ -1595,7 +1595,7 @@
         <w:rPr>
           <w:rFonts w:asciiTheme="majorHAnsi" w:eastAsia="Noto Sans Malayalam" w:hAnsiTheme="majorHAnsi" w:cstheme="majorHAnsi"/>
         </w:rPr>
-        <w:t>11</w:t>
+        <w:t>{{ agreement_duration_months }}</w:t>
       </w:r>
       <w:r>
         <w:rPr>
@@ -1607,34 +1607,30 @@
         <w:rPr>
           <w:rFonts w:ascii="Nirmala UI" w:eastAsia="Noto Sans Malayalam" w:hAnsi="Nirmala UI" w:cs="Nirmala UI"/>
         </w:rPr>
-        <w:t>പ</w:t>
-      </w:r>
-      <w:r>
-        <w:rPr>
-          <w:rFonts w:ascii="ML-TTRevathi" w:eastAsia="Noto Sans Malayalam" w:hAnsi="ML-TTRevathi" w:cs="Noto Sans Malayalam"/>
-        </w:rPr>
-        <w:t>-</w:t>
-      </w:r>
-      <w:proofErr w:type="spellStart"/>
-      <w:r>
-        <w:rPr>
-          <w:rFonts w:ascii="Nirmala UI" w:eastAsia="Noto Sans Malayalam" w:hAnsi="Nirmala UI" w:cs="Nirmala UI"/>
-        </w:rPr>
-        <w:t>തി</w:t>
-      </w:r>
-      <w:proofErr w:type="spellEnd"/>
-      <w:r>
-        <w:rPr>
-          <w:rFonts w:ascii="ML-TTRevathi" w:eastAsia="Noto Sans Malayalam" w:hAnsi="ML-TTRevathi" w:cs="Noto Sans Malayalam"/>
-        </w:rPr>
-        <w:t>-</w:t>
-      </w:r>
-      <w:proofErr w:type="spellStart"/>
-      <w:r>
-        <w:rPr>
-          <w:rFonts w:ascii="Nirmala UI" w:eastAsia="Noto Sans Malayalam" w:hAnsi="Nirmala UI" w:cs="Nirmala UI"/>
-        </w:rPr>
-        <w:t>നൊന്ന്</w:t>
+        <w:t>{{ agreement_duration_months_words_ml }}</w:t>
+      </w:r>
+      <w:r>
+        <w:rPr>
+          <w:rFonts w:ascii="ML-TTRevathi" w:eastAsia="Noto Sans Malayalam" w:hAnsi="ML-TTRevathi" w:cs="Noto Sans Malayalam"/>
+        </w:rPr>
+      </w:r>
+      <w:proofErr w:type="spellStart"/>
+      <w:r>
+        <w:rPr>
+          <w:rFonts w:ascii="Nirmala UI" w:eastAsia="Noto Sans Malayalam" w:hAnsi="Nirmala UI" w:cs="Nirmala UI"/>
+        </w:rPr>
+      </w:r>
+      <w:proofErr w:type="spellEnd"/>
+      <w:r>
+        <w:rPr>
+          <w:rFonts w:ascii="ML-TTRevathi" w:eastAsia="Noto Sans Malayalam" w:hAnsi="ML-TTRevathi" w:cs="Noto Sans Malayalam"/>
+        </w:rPr>
+      </w:r>
+      <w:proofErr w:type="spellStart"/>
+      <w:r>
+        <w:rPr>
+          <w:rFonts w:ascii="Nirmala UI" w:eastAsia="Noto Sans Malayalam" w:hAnsi="Nirmala UI" w:cs="Nirmala UI"/>
+        </w:rPr>
       </w:r>
       <w:proofErr w:type="spellEnd"/>
       <w:r>
@@ -2178,7 +2174,7 @@
           <w:sz w:val="28"/>
           <w:szCs w:val="28"/>
         </w:rPr>
-        <w:t>11</w:t>
+        <w:t>{{ agreement_duration_months }}</w:t>
       </w:r>
       <w:r>
         <w:rPr>
@@ -13510,7 +13506,7 @@
           <w:rFonts w:asciiTheme="majorHAnsi" w:eastAsia="Noto Sans Malayalam" w:hAnsiTheme="majorHAnsi" w:cstheme="majorHAnsi"/>
           <w:lang w:val="en-US"/>
         </w:rPr>
-        <w:t>11</w:t>
+        <w:t>{{ agreement_duration_months }}</w:t>
       </w:r>
       <w:r>
         <w:rPr>

--- a/templates_docx/rental_agreement_ml.docx
+++ b/templates_docx/rental_agreement_ml.docx
@@ -544,23 +544,18 @@
           <w:sz w:val="28"/>
           <w:szCs w:val="28"/>
         </w:rPr>
-        <w:t>{{ landlord_age }}</w:t>
-      </w:r>
-      <w:r>
-        <w:t xml:space="preserve"> </w:t>
-      </w:r>
+      </w:r>
+      <w:r/>
       <w:proofErr w:type="spellStart"/>
       <w:r>
         <w:rPr>
           <w:rFonts w:ascii="Nirmala UI" w:hAnsi="Nirmala UI" w:cs="Nirmala UI"/>
         </w:rPr>
-        <w:t>വയസ്സ്</w:t>
+        <w:t>{% if landlord_age %}{{ landlord_age }} വയസ്സ്, {% endif %}</w:t>
       </w:r>
       <w:proofErr w:type="spellEnd"/>
       <w:proofErr w:type="gramStart"/>
-      <w:r>
-        <w:t xml:space="preserve">, </w:t>
-      </w:r>
+      <w:r/>
       <w:r>
         <w:rPr>
           <w:rFonts w:ascii="Nirmala UI" w:hAnsi="Nirmala UI" w:cs="Nirmala UI"/>
@@ -701,22 +696,17 @@
           <w:sz w:val="28"/>
           <w:szCs w:val="28"/>
         </w:rPr>
-        <w:t>{{ tenant_age }}</w:t>
-      </w:r>
-      <w:r>
-        <w:t xml:space="preserve"> </w:t>
-      </w:r>
+      </w:r>
+      <w:r/>
       <w:proofErr w:type="spellStart"/>
       <w:r>
         <w:rPr>
           <w:rFonts w:ascii="Nirmala UI" w:hAnsi="Nirmala UI" w:cs="Nirmala UI"/>
         </w:rPr>
-        <w:t>വയസ്സ്</w:t>
-      </w:r>
-      <w:proofErr w:type="spellEnd"/>
-      <w:r>
-        <w:t xml:space="preserve">, </w:t>
-      </w:r>
+        <w:t>{% if tenant_age %}{{ tenant_age }} വയസ്സ്, {% endif %}</w:t>
+      </w:r>
+      <w:proofErr w:type="spellEnd"/>
+      <w:r/>
       <w:proofErr w:type="spellStart"/>
       <w:r>
         <w:rPr>

--- a/templates_docx/rental_agreement_ml.docx
+++ b/templates_docx/rental_agreement_ml.docx
@@ -15142,84 +15142,74 @@
           <w:rFonts w:ascii="Nirmala UI" w:eastAsia="Noto Sans Malayalam" w:hAnsi="Nirmala UI" w:cs="Nirmala UI"/>
           <w:lang w:val="en-US"/>
         </w:rPr>
-        <w:t>കാലാ</w:t>
-      </w:r>
-      <w:proofErr w:type="spellEnd"/>
-      <w:r>
-        <w:rPr>
-          <w:rFonts w:ascii="ML-TTRevathi" w:eastAsia="Noto Sans Malayalam" w:hAnsi="ML-TTRevathi" w:cs="Noto Sans Malayalam"/>
-          <w:lang w:val="en-US"/>
-        </w:rPr>
-        <w:t>-</w:t>
-      </w:r>
-      <w:proofErr w:type="spellStart"/>
-      <w:r>
-        <w:rPr>
-          <w:rFonts w:ascii="Nirmala UI" w:eastAsia="Noto Sans Malayalam" w:hAnsi="Nirmala UI" w:cs="Nirmala UI"/>
-          <w:lang w:val="en-US"/>
-        </w:rPr>
-        <w:t>നു</w:t>
-      </w:r>
-      <w:proofErr w:type="spellEnd"/>
-      <w:r>
-        <w:rPr>
-          <w:rFonts w:ascii="ML-TTRevathi" w:eastAsia="Noto Sans Malayalam" w:hAnsi="ML-TTRevathi" w:cs="Noto Sans Malayalam"/>
-          <w:lang w:val="en-US"/>
-        </w:rPr>
-        <w:t>-</w:t>
-      </w:r>
-      <w:proofErr w:type="spellStart"/>
-      <w:r>
-        <w:rPr>
-          <w:rFonts w:ascii="Nirmala UI" w:eastAsia="Noto Sans Malayalam" w:hAnsi="Nirmala UI" w:cs="Nirmala UI"/>
-          <w:lang w:val="en-US"/>
-        </w:rPr>
-        <w:t>സൃ</w:t>
-      </w:r>
-      <w:proofErr w:type="spellEnd"/>
-      <w:r>
-        <w:rPr>
-          <w:rFonts w:ascii="ML-TTRevathi" w:eastAsia="Noto Sans Malayalam" w:hAnsi="ML-TTRevathi" w:cs="Noto Sans Malayalam"/>
-          <w:lang w:val="en-US"/>
-        </w:rPr>
-        <w:t>-</w:t>
-      </w:r>
-      <w:r>
-        <w:rPr>
-          <w:rFonts w:ascii="Nirmala UI" w:eastAsia="Noto Sans Malayalam" w:hAnsi="Nirmala UI" w:cs="Nirmala UI"/>
-          <w:lang w:val="en-US"/>
-        </w:rPr>
-        <w:t>ത</w:t>
-      </w:r>
-      <w:r>
-        <w:rPr>
-          <w:rFonts w:ascii="ML-TTRevathi" w:eastAsia="Noto Sans Malayalam" w:hAnsi="ML-TTRevathi" w:cs="Noto Sans Malayalam"/>
-          <w:lang w:val="en-US"/>
-        </w:rPr>
-        <w:t>-</w:t>
-      </w:r>
-      <w:proofErr w:type="spellStart"/>
-      <w:r>
-        <w:rPr>
-          <w:rFonts w:ascii="Nirmala UI" w:eastAsia="Noto Sans Malayalam" w:hAnsi="Nirmala UI" w:cs="Nirmala UI"/>
-          <w:lang w:val="en-US"/>
-        </w:rPr>
-        <w:t>മാ</w:t>
-      </w:r>
-      <w:proofErr w:type="spellEnd"/>
-      <w:r>
-        <w:rPr>
-          <w:rFonts w:ascii="ML-TTRevathi" w:eastAsia="Noto Sans Malayalam" w:hAnsi="ML-TTRevathi" w:cs="Noto Sans Malayalam"/>
-          <w:lang w:val="en-US"/>
-        </w:rPr>
-        <w:t>-</w:t>
-      </w:r>
-      <w:r>
-        <w:rPr>
-          <w:rFonts w:ascii="Nirmala UI" w:eastAsia="Noto Sans Malayalam" w:hAnsi="Nirmala UI" w:cs="Nirmala UI"/>
-          <w:lang w:val="en-US"/>
-        </w:rPr>
-        <w:t>യ</w:t>
+        <w:t>{{ renewal_fee_increase_terms }}</w:t>
+      </w:r>
+      <w:proofErr w:type="spellEnd"/>
+      <w:r>
+        <w:rPr>
+          <w:rFonts w:ascii="ML-TTRevathi" w:eastAsia="Noto Sans Malayalam" w:hAnsi="ML-TTRevathi" w:cs="Noto Sans Malayalam"/>
+          <w:lang w:val="en-US"/>
+        </w:rPr>
+      </w:r>
+      <w:proofErr w:type="spellStart"/>
+      <w:r>
+        <w:rPr>
+          <w:rFonts w:ascii="Nirmala UI" w:eastAsia="Noto Sans Malayalam" w:hAnsi="Nirmala UI" w:cs="Nirmala UI"/>
+          <w:lang w:val="en-US"/>
+        </w:rPr>
+      </w:r>
+      <w:proofErr w:type="spellEnd"/>
+      <w:r>
+        <w:rPr>
+          <w:rFonts w:ascii="ML-TTRevathi" w:eastAsia="Noto Sans Malayalam" w:hAnsi="ML-TTRevathi" w:cs="Noto Sans Malayalam"/>
+          <w:lang w:val="en-US"/>
+        </w:rPr>
+      </w:r>
+      <w:proofErr w:type="spellStart"/>
+      <w:r>
+        <w:rPr>
+          <w:rFonts w:ascii="Nirmala UI" w:eastAsia="Noto Sans Malayalam" w:hAnsi="Nirmala UI" w:cs="Nirmala UI"/>
+          <w:lang w:val="en-US"/>
+        </w:rPr>
+      </w:r>
+      <w:proofErr w:type="spellEnd"/>
+      <w:r>
+        <w:rPr>
+          <w:rFonts w:ascii="ML-TTRevathi" w:eastAsia="Noto Sans Malayalam" w:hAnsi="ML-TTRevathi" w:cs="Noto Sans Malayalam"/>
+          <w:lang w:val="en-US"/>
+        </w:rPr>
+      </w:r>
+      <w:r>
+        <w:rPr>
+          <w:rFonts w:ascii="Nirmala UI" w:eastAsia="Noto Sans Malayalam" w:hAnsi="Nirmala UI" w:cs="Nirmala UI"/>
+          <w:lang w:val="en-US"/>
+        </w:rPr>
+      </w:r>
+      <w:r>
+        <w:rPr>
+          <w:rFonts w:ascii="ML-TTRevathi" w:eastAsia="Noto Sans Malayalam" w:hAnsi="ML-TTRevathi" w:cs="Noto Sans Malayalam"/>
+          <w:lang w:val="en-US"/>
+        </w:rPr>
+      </w:r>
+      <w:proofErr w:type="spellStart"/>
+      <w:r>
+        <w:rPr>
+          <w:rFonts w:ascii="Nirmala UI" w:eastAsia="Noto Sans Malayalam" w:hAnsi="Nirmala UI" w:cs="Nirmala UI"/>
+          <w:lang w:val="en-US"/>
+        </w:rPr>
+      </w:r>
+      <w:proofErr w:type="spellEnd"/>
+      <w:r>
+        <w:rPr>
+          <w:rFonts w:ascii="ML-TTRevathi" w:eastAsia="Noto Sans Malayalam" w:hAnsi="ML-TTRevathi" w:cs="Noto Sans Malayalam"/>
+          <w:lang w:val="en-US"/>
+        </w:rPr>
+      </w:r>
+      <w:r>
+        <w:rPr>
+          <w:rFonts w:ascii="Nirmala UI" w:eastAsia="Noto Sans Malayalam" w:hAnsi="Nirmala UI" w:cs="Nirmala UI"/>
+          <w:lang w:val="en-US"/>
+        </w:rPr>
       </w:r>
       <w:r>
         <w:rPr>

--- a/templates_docx/rental_agreement_ml.docx
+++ b/templates_docx/rental_agreement_ml.docx
@@ -3360,19 +3360,17 @@
         <w:rPr>
           <w:rFonts w:ascii="Nirmala UI" w:eastAsia="Noto Sans Malayalam" w:hAnsi="Nirmala UI" w:cs="Nirmala UI"/>
         </w:rPr>
-        <w:t>പതി</w:t>
-      </w:r>
-      <w:r>
-        <w:rPr>
-          <w:rFonts w:ascii="ML-TTRevathi" w:eastAsia="Noto Sans Malayalam" w:hAnsi="ML-TTRevathi" w:cs="Noto Sans Malayalam"/>
-        </w:rPr>
-        <w:t>-</w:t>
-      </w:r>
-      <w:r>
-        <w:rPr>
-          <w:rFonts w:ascii="Nirmala UI" w:eastAsia="Noto Sans Malayalam" w:hAnsi="Nirmala UI" w:cs="Nirmala UI"/>
-        </w:rPr>
-        <w:t>നൊന്ന്</w:t>
+        <w:t>{{ agreement_duration_months_words_ml }}</w:t>
+      </w:r>
+      <w:r>
+        <w:rPr>
+          <w:rFonts w:ascii="ML-TTRevathi" w:eastAsia="Noto Sans Malayalam" w:hAnsi="ML-TTRevathi" w:cs="Noto Sans Malayalam"/>
+        </w:rPr>
+      </w:r>
+      <w:r>
+        <w:rPr>
+          <w:rFonts w:ascii="Nirmala UI" w:eastAsia="Noto Sans Malayalam" w:hAnsi="Nirmala UI" w:cs="Nirmala UI"/>
+        </w:rPr>
       </w:r>
       <w:proofErr w:type="spellEnd"/>
       <w:r>
